--- a/docs/04_Potential_conflicts_EN.docx
+++ b/docs/04_Potential_conflicts_EN.docx
@@ -8975,7 +8975,7 @@
         <w:jc w:val="both"/>
       </w:pPr>
       <w:r>
-        <w:t xml:space="preserve">Coalition calculation (document 3, section 5.1) — about 6.8 : 1 in favour of Israel and the United States; the model predicts rapid suppression of air defence and the air force, which is what happened. But the outcome is not determined by the balance in CPU: what matters is the survivability of the underground missile arsenal (salvo model), the cost exchange of a “cheap missile against an expensive interceptor”, and sea denial in the Strait of Hormuz.</w:t>
+        <w:t xml:space="preserve">Coalition calculation (document 3, section 5.1) — about 6.8 : 1 in favour of Israel and the United States; the model predicts rapid suppression of air defence and the air force, which is what happened. But the outcome is not determined by the balance in c.u.: what matters is the survivability of the underground missile arsenal (salvo model), the cost exchange of a “cheap missile against an expensive interceptor”, and sea denial in the Strait of Hormuz.</w:t>
       </w:r>
     </w:p>
     <w:p>
